--- a/templates/QTECH_proroga_determinato.docx
+++ b/templates/QTECH_proroga_determinato.docx
@@ -145,6 +145,12 @@
       <w:r>
         <w:rPr>
           <w:rFonts w:ascii="Bookman Old Style" w:hAnsi="Bookman Old Style"/>
+        </w:rPr>
+        <w:t>{{</w:t>
+      </w:r>
+      <w:r>
+        <w:rPr>
+          <w:rFonts w:ascii="Bookman Old Style" w:hAnsi="Bookman Old Style"/>
           <w:b/>
           <w:highlight w:val="yellow"/>
         </w:rPr>
@@ -155,6 +161,13 @@
           <w:rFonts w:ascii="Bookman Old Style" w:hAnsi="Bookman Old Style"/>
           <w:b/>
         </w:rPr>
+        <w:t>}}</w:t>
+      </w:r>
+      <w:r>
+        <w:rPr>
+          <w:rFonts w:ascii="Bookman Old Style" w:hAnsi="Bookman Old Style"/>
+          <w:b/>
+        </w:rPr>
         <w:t xml:space="preserve"> </w:t>
       </w:r>
       <w:r>
@@ -254,16 +267,21 @@
       <w:r>
         <w:rPr>
           <w:rFonts w:ascii="Bookman Old Style" w:hAnsi="Bookman Old Style"/>
+        </w:rPr>
+        <w:t>{{</w:t>
+      </w:r>
+      <w:r>
+        <w:rPr>
+          <w:rFonts w:ascii="Bookman Old Style" w:hAnsi="Bookman Old Style"/>
           <w:highlight w:val="yellow"/>
         </w:rPr>
-        <w:t>09.05.202</w:t>
-      </w:r>
-      <w:r>
-        <w:rPr>
-          <w:rFonts w:ascii="Bookman Old Style" w:hAnsi="Bookman Old Style"/>
-          <w:highlight w:val="yellow"/>
-        </w:rPr>
-        <w:t>6</w:t>
+        <w:t>09.05.2026</w:t>
+      </w:r>
+      <w:r>
+        <w:rPr>
+          <w:rFonts w:ascii="Bookman Old Style" w:hAnsi="Bookman Old Style"/>
+        </w:rPr>
+        <w:t>}}</w:t>
       </w:r>
     </w:p>
     <w:p>
@@ -307,6 +325,12 @@
       <w:r>
         <w:rPr>
           <w:rFonts w:ascii="Bookman Old Style" w:hAnsi="Bookman Old Style"/>
+        </w:rPr>
+        <w:t>{{</w:t>
+      </w:r>
+      <w:r>
+        <w:rPr>
+          <w:rFonts w:ascii="Bookman Old Style" w:hAnsi="Bookman Old Style"/>
           <w:highlight w:val="yellow"/>
         </w:rPr>
         <w:t>19 Dicembre 2025</w:t>
@@ -315,21 +339,32 @@
         <w:rPr>
           <w:rFonts w:ascii="Bookman Old Style" w:hAnsi="Bookman Old Style"/>
         </w:rPr>
+        <w:t>}}</w:t>
+      </w:r>
+      <w:r>
+        <w:rPr>
+          <w:rFonts w:ascii="Bookman Old Style" w:hAnsi="Bookman Old Style"/>
+        </w:rPr>
         <w:t xml:space="preserve">, sino a tutto il </w:t>
       </w:r>
       <w:r>
         <w:rPr>
           <w:rFonts w:ascii="Bookman Old Style" w:hAnsi="Bookman Old Style"/>
+        </w:rPr>
+        <w:t>{{</w:t>
+      </w:r>
+      <w:r>
+        <w:rPr>
+          <w:rFonts w:ascii="Bookman Old Style" w:hAnsi="Bookman Old Style"/>
           <w:highlight w:val="yellow"/>
         </w:rPr>
-        <w:t>31 dicembre 202</w:t>
-      </w:r>
-      <w:r>
-        <w:rPr>
-          <w:rFonts w:ascii="Bookman Old Style" w:hAnsi="Bookman Old Style"/>
-          <w:highlight w:val="yellow"/>
-        </w:rPr>
-        <w:t>6</w:t>
+        <w:t>31 dicembre 2026</w:t>
+      </w:r>
+      <w:r>
+        <w:rPr>
+          <w:rFonts w:ascii="Bookman Old Style" w:hAnsi="Bookman Old Style"/>
+        </w:rPr>
+        <w:t>}}</w:t>
       </w:r>
       <w:r>
         <w:rPr>
@@ -596,9 +631,21 @@
       <w:r>
         <w:rPr>
           <w:rFonts w:ascii="Bookman Old Style" w:hAnsi="Bookman Old Style"/>
+        </w:rPr>
+        <w:t>{{</w:t>
+      </w:r>
+      <w:r>
+        <w:rPr>
+          <w:rFonts w:ascii="Bookman Old Style" w:hAnsi="Bookman Old Style"/>
           <w:highlight w:val="yellow"/>
         </w:rPr>
         <w:t>BAGGIO ROBERTO</w:t>
+      </w:r>
+      <w:r>
+        <w:rPr>
+          <w:rFonts w:ascii="Bookman Old Style" w:hAnsi="Bookman Old Style"/>
+        </w:rPr>
+        <w:t>}}</w:t>
       </w:r>
     </w:p>
     <w:p>
@@ -854,7 +901,7 @@
         </mc:Choice>
         <mc:Fallback>
           <w:pict>
-            <v:line w14:anchorId="7D054681" id="Line 14" o:spid="_x0000_s1026" style="position:absolute;flip:y;z-index:251656704;visibility:visible;mso-wrap-style:square;mso-width-percent:0;mso-height-percent:0;mso-wrap-distance-left:9pt;mso-wrap-distance-top:0;mso-wrap-distance-right:9pt;mso-wrap-distance-bottom:0;mso-position-horizontal:absolute;mso-position-horizontal-relative:text;mso-position-vertical:absolute;mso-position-vertical-relative:text;mso-width-percent:0;mso-height-percent:0;mso-width-relative:page;mso-height-relative:page" from="-23pt,-3.45pt" to="500.5pt,-3.45pt" o:gfxdata="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" strokecolor="#7f7f7f"/>
+            <v:line w14:anchorId="5A424FD7" id="Line 14" o:spid="_x0000_s1026" style="position:absolute;flip:y;z-index:251656704;visibility:visible;mso-wrap-style:square;mso-width-percent:0;mso-height-percent:0;mso-wrap-distance-left:9pt;mso-wrap-distance-top:0;mso-wrap-distance-right:9pt;mso-wrap-distance-bottom:0;mso-position-horizontal:absolute;mso-position-horizontal-relative:text;mso-position-vertical:absolute;mso-position-vertical-relative:text;mso-width-percent:0;mso-height-percent:0;mso-width-relative:page;mso-height-relative:page" from="-23pt,-3.45pt" to="500.5pt,-3.45pt" o:gfxdata="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" strokecolor="#7f7f7f"/>
           </w:pict>
         </mc:Fallback>
       </mc:AlternateContent>
@@ -1873,7 +1920,7 @@
         </mc:Choice>
         <mc:Fallback>
           <w:pict>
-            <v:line w14:anchorId="497F1D13" id="Line 15" o:spid="_x0000_s1026" style="position:absolute;z-index:251657728;visibility:visible;mso-wrap-style:square;mso-width-percent:0;mso-height-percent:0;mso-wrap-distance-left:9pt;mso-wrap-distance-top:0;mso-wrap-distance-right:9pt;mso-wrap-distance-bottom:0;mso-position-horizontal:absolute;mso-position-horizontal-relative:text;mso-position-vertical:absolute;mso-position-vertical-relative:text;mso-width-percent:0;mso-height-percent:0;mso-width-relative:page;mso-height-relative:page" from="-18.55pt,9.7pt" to="504.2pt,10.45pt" o:gfxdata="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" strokecolor="#7f7f7f" strokeweight="1pt"/>
+            <v:line w14:anchorId="39F951A4" id="Line 15" o:spid="_x0000_s1026" style="position:absolute;z-index:251657728;visibility:visible;mso-wrap-style:square;mso-width-percent:0;mso-height-percent:0;mso-wrap-distance-left:9pt;mso-wrap-distance-top:0;mso-wrap-distance-right:9pt;mso-wrap-distance-bottom:0;mso-position-horizontal:absolute;mso-position-horizontal-relative:text;mso-position-vertical:absolute;mso-position-vertical-relative:text;mso-width-percent:0;mso-height-percent:0;mso-width-relative:page;mso-height-relative:page" from="-18.55pt,9.7pt" to="504.2pt,10.45pt" o:gfxdata="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" strokecolor="#7f7f7f" strokeweight="1pt"/>
           </w:pict>
         </mc:Fallback>
       </mc:AlternateContent>
